--- a/spa/docx/57.content.docx
+++ b/spa/docx/57.content.docx
@@ -19,7 +19,7 @@
         <w:rPr>
           <w:lang w:val="es_ES" w:bidi="es_ES"/>
         </w:rPr>
-        <w:t>Resource: Notas de Estudio - Introducciones a los Libros (Tyndale)</w:t>
+        <w:t>Resource: Tyndale Open Study Notes</w:t>
       </w:r>
       <w:r>
         <w:rPr>
@@ -112,7 +112,7 @@
         <w:rPr>
           <w:lang w:val="es_ES" w:bidi="es_ES"/>
         </w:rPr>
-        <w:t>Notas de Estudio - Introducciones a los Libros (Tyndale)</w:t>
+        <w:t>Tyndale Open Study Notes</w:t>
       </w:r>
     </w:p>
     <w:p>

--- a/spa/docx/57.content.docx
+++ b/spa/docx/57.content.docx
@@ -19,7 +19,7 @@
         <w:rPr>
           <w:lang w:val="es_ES" w:bidi="es_ES"/>
         </w:rPr>
-        <w:t>Resource: Tyndale Open Study Notes</w:t>
+        <w:t>Resource: Aquifer Open Study Notes (Book Intros)</w:t>
       </w:r>
       <w:r>
         <w:rPr>
@@ -112,7 +112,7 @@
         <w:rPr>
           <w:lang w:val="es_ES" w:bidi="es_ES"/>
         </w:rPr>
-        <w:t>Tyndale Open Study Notes</w:t>
+        <w:t>Aquifer Open Study Notes (Book Intros)</w:t>
       </w:r>
     </w:p>
     <w:p>

--- a/spa/docx/57.content.docx
+++ b/spa/docx/57.content.docx
@@ -311,36 +311,24 @@
         </w:rPr>
         <w:t>Pablo anima a Filemón a tratar a Onésimo no solo como un esclavo, sino como un verdadero hermano en Cristo. Usando su introducción tradicional (</w:t>
       </w:r>
-      <w:hyperlink r:id="rId13">
-        <w:r>
-          <w:rPr>
-            <w:lang w:val="es_ES" w:bidi="es_ES"/>
-          </w:rPr>
-          <w:rPr>
-            <w:color w:val="0000EE"/>
-            <w:u w:val="single"/>
-          </w:rPr>
-          <w:t>1:1–3</w:t>
-        </w:r>
-      </w:hyperlink>
+      <w:r>
+        <w:rPr>
+          <w:lang w:val="es_ES" w:bidi="es_ES"/>
+        </w:rPr>
+        <w:t>1:1–3</w:t>
+      </w:r>
       <w:r>
         <w:rPr>
           <w:lang w:val="es_ES" w:bidi="es_ES"/>
         </w:rPr>
         <w:t>), Pablo se presenta, saluda a Filemón, a su familia y a la iglesia que se reúne en su hogar, e invoca gracia y paz sobre ellos. A continuación, Pablo agradece a Dios por Filemón, especialmente por su fe en el Señor Jesús y el amor que ha mostrado a muchos del pueblo de Dios (</w:t>
       </w:r>
-      <w:hyperlink r:id="rId14">
-        <w:r>
-          <w:rPr>
-            <w:lang w:val="es_ES" w:bidi="es_ES"/>
-          </w:rPr>
-          <w:rPr>
-            <w:color w:val="0000EE"/>
-            <w:u w:val="single"/>
-          </w:rPr>
-          <w:t>1:4–7</w:t>
-        </w:r>
-      </w:hyperlink>
+      <w:r>
+        <w:rPr>
+          <w:lang w:val="es_ES" w:bidi="es_ES"/>
+        </w:rPr>
+        <w:t>1:4–7</w:t>
+      </w:r>
       <w:r>
         <w:rPr>
           <w:lang w:val="es_ES" w:bidi="es_ES"/>
@@ -361,18 +349,12 @@
         </w:rPr>
         <w:t>Pablo luego presenta su apelación por Onésimo (</w:t>
       </w:r>
-      <w:hyperlink r:id="rId15">
-        <w:r>
-          <w:rPr>
-            <w:lang w:val="es_ES" w:bidi="es_ES"/>
-          </w:rPr>
-          <w:rPr>
-            <w:color w:val="0000EE"/>
-            <w:u w:val="single"/>
-          </w:rPr>
-          <w:t>1:8–22</w:t>
-        </w:r>
-      </w:hyperlink>
+      <w:r>
+        <w:rPr>
+          <w:lang w:val="es_ES" w:bidi="es_ES"/>
+        </w:rPr>
+        <w:t>1:8–22</w:t>
+      </w:r>
       <w:r>
         <w:rPr>
           <w:lang w:val="es_ES" w:bidi="es_ES"/>
@@ -393,18 +375,12 @@
         </w:rPr>
         <w:t>La carta concluye de una manera habitual (</w:t>
       </w:r>
-      <w:hyperlink r:id="rId16">
-        <w:r>
-          <w:rPr>
-            <w:lang w:val="es_ES" w:bidi="es_ES"/>
-          </w:rPr>
-          <w:rPr>
-            <w:color w:val="0000EE"/>
-            <w:u w:val="single"/>
-          </w:rPr>
-          <w:t>1:23–25</w:t>
-        </w:r>
-      </w:hyperlink>
+      <w:r>
+        <w:rPr>
+          <w:lang w:val="es_ES" w:bidi="es_ES"/>
+        </w:rPr>
+        <w:t>1:23–25</w:t>
+      </w:r>
       <w:r>
         <w:rPr>
           <w:lang w:val="es_ES" w:bidi="es_ES"/>
@@ -526,36 +502,24 @@
         </w:rPr>
         <w:t xml:space="preserve">En la iglesia de Cristo, las distinciones sociales tradicionales, como la relación entre esclavo y amo, deben ser superadas. Debemos mostrar un amor genuino a todos los cristianos, sin importar su estatus económico o cultural, educación, etnia o género (ver </w:t>
       </w:r>
-      <w:hyperlink r:id="rId17">
-        <w:r>
-          <w:rPr>
-            <w:lang w:val="es_ES" w:bidi="es_ES"/>
-          </w:rPr>
-          <w:rPr>
-            <w:color w:val="0000EE"/>
-            <w:u w:val="single"/>
-          </w:rPr>
-          <w:t>Ga 3:28,</w:t>
-        </w:r>
-      </w:hyperlink>
+      <w:r>
+        <w:rPr>
+          <w:lang w:val="es_ES" w:bidi="es_ES"/>
+        </w:rPr>
+        <w:t>Ga 3:28,</w:t>
+      </w:r>
       <w:r>
         <w:rPr>
           <w:lang w:val="es_ES" w:bidi="es_ES"/>
         </w:rPr>
         <w:t xml:space="preserve"> </w:t>
       </w:r>
-      <w:hyperlink r:id="rId18">
-        <w:r>
-          <w:rPr>
-            <w:lang w:val="es_ES" w:bidi="es_ES"/>
-          </w:rPr>
-          <w:rPr>
-            <w:color w:val="0000EE"/>
-            <w:u w:val="single"/>
-          </w:rPr>
-          <w:t>Col 3:11</w:t>
-        </w:r>
-      </w:hyperlink>
+      <w:r>
+        <w:rPr>
+          <w:lang w:val="es_ES" w:bidi="es_ES"/>
+        </w:rPr>
+        <w:t>Col 3:11</w:t>
+      </w:r>
       <w:r>
         <w:rPr>
           <w:lang w:val="es_ES" w:bidi="es_ES"/>
